--- a/docs/common_code/06_pivotting/pivotting.docx
+++ b/docs/common_code/06_pivotting/pivotting.docx
@@ -31,7 +31,7 @@
         <w:pStyle w:val="Date"/>
       </w:pPr>
       <w:r>
-        <w:t xml:space="preserve">2026-07-02</w:t>
+        <w:t xml:space="preserve">2026-07-03</w:t>
       </w:r>
     </w:p>
     <w:bookmarkStart w:id="13" w:name="reshaping-data"/>

--- a/docs/common_code/06_pivotting/pivotting.docx
+++ b/docs/common_code/06_pivotting/pivotting.docx
@@ -31,7 +31,7 @@
         <w:pStyle w:val="Date"/>
       </w:pPr>
       <w:r>
-        <w:t xml:space="preserve">2026-07-03</w:t>
+        <w:t xml:space="preserve">2026-07-04</w:t>
       </w:r>
     </w:p>
     <w:bookmarkStart w:id="13" w:name="reshaping-data"/>

--- a/docs/common_code/06_pivotting/pivotting.docx
+++ b/docs/common_code/06_pivotting/pivotting.docx
@@ -31,7 +31,7 @@
         <w:pStyle w:val="Date"/>
       </w:pPr>
       <w:r>
-        <w:t xml:space="preserve">2026-07-04</w:t>
+        <w:t xml:space="preserve">2026-07-05</w:t>
       </w:r>
     </w:p>
     <w:bookmarkStart w:id="13" w:name="reshaping-data"/>

--- a/docs/common_code/06_pivotting/pivotting.docx
+++ b/docs/common_code/06_pivotting/pivotting.docx
@@ -31,7 +31,7 @@
         <w:pStyle w:val="Date"/>
       </w:pPr>
       <w:r>
-        <w:t xml:space="preserve">2026-07-05</w:t>
+        <w:t xml:space="preserve">2026-08-27</w:t>
       </w:r>
     </w:p>
     <w:bookmarkStart w:id="13" w:name="reshaping-data"/>
@@ -4784,17 +4784,19 @@
           <w:i/>
           <w:iCs/>
         </w:rPr>
-        <w:t xml:space="preserve">End of Common Code 12 — Pivoting Data.</w:t>
-      </w:r>
-      <w:r>
-        <w:t xml:space="preserve"> </w:t>
-      </w:r>
+        <w:t xml:space="preserve">End of Common Code 06 — Pivoting Data.</w:t>
+      </w:r>
+    </w:p>
+    <w:p>
+      <w:pPr>
+        <w:pStyle w:val="BodyText"/>
+      </w:pPr>
       <w:r>
         <w:rPr>
           <w:i/>
           <w:iCs/>
         </w:rPr>
-        <w:t xml:space="preserve">Next: Common Code 13 — Joining data frames.</w:t>
+        <w:t xml:space="preserve">Next: Common Code 07 — Advanced plotting.</w:t>
       </w:r>
     </w:p>
     <w:bookmarkEnd w:id="31"/>

--- a/docs/common_code/06_pivotting/pivotting.docx
+++ b/docs/common_code/06_pivotting/pivotting.docx
@@ -31,7 +31,7 @@
         <w:pStyle w:val="Date"/>
       </w:pPr>
       <w:r>
-        <w:t xml:space="preserve">2026-08-27</w:t>
+        <w:t xml:space="preserve">2026-09-01</w:t>
       </w:r>
     </w:p>
     <w:bookmarkStart w:id="13" w:name="reshaping-data"/>

--- a/docs/common_code/06_pivotting/pivotting.docx
+++ b/docs/common_code/06_pivotting/pivotting.docx
@@ -31,7 +31,7 @@
         <w:pStyle w:val="Date"/>
       </w:pPr>
       <w:r>
-        <w:t xml:space="preserve">2026-09-01</w:t>
+        <w:t xml:space="preserve">2026-09-03</w:t>
       </w:r>
     </w:p>
     <w:bookmarkStart w:id="13" w:name="reshaping-data"/>

--- a/docs/common_code/06_pivotting/pivotting.docx
+++ b/docs/common_code/06_pivotting/pivotting.docx
@@ -5667,8 +5667,8 @@
       <w:rFonts w:asciiTheme="majorHAnsi" w:cstheme="majorBidi" w:eastAsiaTheme="majorEastAsia" w:hAnsiTheme="majorHAnsi"/>
       <w:spacing w:val="-10"/>
       <w:kern w:val="28"/>
-      <w:sz w:val="56"/>
-      <w:szCs w:val="56"/>
+      <w:sz w:val="40"/>
+      <w:szCs w:val="40"/>
     </w:rPr>
   </w:style>
   <w:style w:customStyle="1" w:styleId="TitleChar" w:type="character">
@@ -5681,8 +5681,8 @@
       <w:rFonts w:asciiTheme="majorHAnsi" w:cstheme="majorBidi" w:eastAsiaTheme="majorEastAsia" w:hAnsiTheme="majorHAnsi"/>
       <w:spacing w:val="-10"/>
       <w:kern w:val="28"/>
-      <w:sz w:val="56"/>
-      <w:szCs w:val="56"/>
+      <w:sz w:val="40"/>
+      <w:szCs w:val="40"/>
     </w:rPr>
   </w:style>
   <w:style w:styleId="Subtitle" w:type="paragraph">

--- a/docs/common_code/06_pivotting/pivotting.docx
+++ b/docs/common_code/06_pivotting/pivotting.docx
@@ -31,7 +31,7 @@
         <w:pStyle w:val="Date"/>
       </w:pPr>
       <w:r>
-        <w:t xml:space="preserve">2026-09-03</w:t>
+        <w:t xml:space="preserve">2026-09-04</w:t>
       </w:r>
     </w:p>
     <w:bookmarkStart w:id="13" w:name="reshaping-data"/>
